--- a/实验报告_基于ArkUI的全功能自适应疯狂飞行棋游戏开发与敏捷重构.docx
+++ b/实验报告_基于ArkUI的全功能自适应疯狂飞行棋游戏开发与敏捷重构.docx
@@ -127,7 +127,7 @@
     </w:p>
     <w:p>
       <w:pPr>
-        <w:pStyle w:val="a4"/>
+        <w:pStyle w:val="a5"/>
         <w:numPr>
           <w:ilvl w:val="0"/>
           <w:numId w:val="2"/>
@@ -143,7 +143,7 @@
     </w:p>
     <w:p>
       <w:pPr>
-        <w:pStyle w:val="a4"/>
+        <w:pStyle w:val="a5"/>
         <w:numPr>
           <w:ilvl w:val="0"/>
           <w:numId w:val="2"/>
@@ -159,7 +159,7 @@
     </w:p>
     <w:p>
       <w:pPr>
-        <w:pStyle w:val="a4"/>
+        <w:pStyle w:val="a5"/>
         <w:numPr>
           <w:ilvl w:val="0"/>
           <w:numId w:val="2"/>
@@ -188,7 +188,7 @@
     </w:p>
     <w:p>
       <w:pPr>
-        <w:pStyle w:val="a4"/>
+        <w:pStyle w:val="a5"/>
         <w:numPr>
           <w:ilvl w:val="0"/>
           <w:numId w:val="2"/>
@@ -204,7 +204,7 @@
     </w:p>
     <w:p>
       <w:pPr>
-        <w:pStyle w:val="a4"/>
+        <w:pStyle w:val="a5"/>
         <w:numPr>
           <w:ilvl w:val="0"/>
           <w:numId w:val="2"/>
@@ -233,7 +233,7 @@
     </w:p>
     <w:p>
       <w:pPr>
-        <w:pStyle w:val="a4"/>
+        <w:pStyle w:val="a5"/>
         <w:numPr>
           <w:ilvl w:val="0"/>
           <w:numId w:val="2"/>
@@ -249,7 +249,7 @@
     </w:p>
     <w:p>
       <w:pPr>
-        <w:pStyle w:val="a4"/>
+        <w:pStyle w:val="a5"/>
         <w:numPr>
           <w:ilvl w:val="0"/>
           <w:numId w:val="2"/>
@@ -265,7 +265,7 @@
     </w:p>
     <w:p>
       <w:pPr>
-        <w:pStyle w:val="a4"/>
+        <w:pStyle w:val="a5"/>
         <w:numPr>
           <w:ilvl w:val="0"/>
           <w:numId w:val="2"/>
@@ -295,7 +295,7 @@
     </w:p>
     <w:p>
       <w:pPr>
-        <w:pStyle w:val="a4"/>
+        <w:pStyle w:val="a5"/>
         <w:numPr>
           <w:ilvl w:val="0"/>
           <w:numId w:val="2"/>
@@ -324,7 +324,7 @@
     </w:p>
     <w:p>
       <w:pPr>
-        <w:pStyle w:val="a4"/>
+        <w:pStyle w:val="a5"/>
         <w:numPr>
           <w:ilvl w:val="0"/>
           <w:numId w:val="2"/>
@@ -340,7 +340,7 @@
     </w:p>
     <w:p>
       <w:pPr>
-        <w:pStyle w:val="a4"/>
+        <w:pStyle w:val="a5"/>
         <w:numPr>
           <w:ilvl w:val="0"/>
           <w:numId w:val="2"/>
@@ -356,7 +356,7 @@
     </w:p>
     <w:p>
       <w:pPr>
-        <w:pStyle w:val="a4"/>
+        <w:pStyle w:val="a5"/>
         <w:numPr>
           <w:ilvl w:val="0"/>
           <w:numId w:val="2"/>
@@ -396,7 +396,7 @@
     </w:p>
     <w:p>
       <w:pPr>
-        <w:pStyle w:val="a4"/>
+        <w:pStyle w:val="a5"/>
         <w:numPr>
           <w:ilvl w:val="0"/>
           <w:numId w:val="2"/>
@@ -412,7 +412,7 @@
     </w:p>
     <w:p>
       <w:pPr>
-        <w:pStyle w:val="a4"/>
+        <w:pStyle w:val="a5"/>
         <w:numPr>
           <w:ilvl w:val="0"/>
           <w:numId w:val="2"/>
@@ -428,7 +428,7 @@
     </w:p>
     <w:p>
       <w:pPr>
-        <w:pStyle w:val="a4"/>
+        <w:pStyle w:val="a5"/>
         <w:numPr>
           <w:ilvl w:val="0"/>
           <w:numId w:val="2"/>
@@ -458,7 +458,7 @@
     </w:p>
     <w:p>
       <w:pPr>
-        <w:pStyle w:val="a4"/>
+        <w:pStyle w:val="a5"/>
         <w:numPr>
           <w:ilvl w:val="0"/>
           <w:numId w:val="2"/>
@@ -520,12 +520,6 @@
         <w:gridCol w:w="3301"/>
       </w:tblGrid>
       <w:tr>
-        <w:tblPrEx>
-          <w:tblCellMar>
-            <w:top w:w="0" w:type="dxa"/>
-            <w:bottom w:w="0" w:type="dxa"/>
-          </w:tblCellMar>
-        </w:tblPrEx>
         <w:tc>
           <w:tcPr>
             <w:tcW w:w="0" w:type="auto"/>
@@ -618,12 +612,6 @@
         </w:tc>
       </w:tr>
       <w:tr>
-        <w:tblPrEx>
-          <w:tblCellMar>
-            <w:top w:w="0" w:type="dxa"/>
-            <w:bottom w:w="0" w:type="dxa"/>
-          </w:tblCellMar>
-        </w:tblPrEx>
         <w:tc>
           <w:tcPr>
             <w:tcW w:w="0" w:type="auto"/>
@@ -728,12 +716,6 @@
         </w:tc>
       </w:tr>
       <w:tr>
-        <w:tblPrEx>
-          <w:tblCellMar>
-            <w:top w:w="0" w:type="dxa"/>
-            <w:bottom w:w="0" w:type="dxa"/>
-          </w:tblCellMar>
-        </w:tblPrEx>
         <w:tc>
           <w:tcPr>
             <w:tcW w:w="0" w:type="auto"/>
@@ -838,12 +820,6 @@
         </w:tc>
       </w:tr>
       <w:tr>
-        <w:tblPrEx>
-          <w:tblCellMar>
-            <w:top w:w="0" w:type="dxa"/>
-            <w:bottom w:w="0" w:type="dxa"/>
-          </w:tblCellMar>
-        </w:tblPrEx>
         <w:tc>
           <w:tcPr>
             <w:tcW w:w="0" w:type="auto"/>
@@ -1025,12 +1001,6 @@
         <w:gridCol w:w="3621"/>
       </w:tblGrid>
       <w:tr>
-        <w:tblPrEx>
-          <w:tblCellMar>
-            <w:top w:w="0" w:type="dxa"/>
-            <w:bottom w:w="0" w:type="dxa"/>
-          </w:tblCellMar>
-        </w:tblPrEx>
         <w:tc>
           <w:tcPr>
             <w:tcW w:w="0" w:type="auto"/>
@@ -1153,12 +1123,6 @@
         </w:tc>
       </w:tr>
       <w:tr>
-        <w:tblPrEx>
-          <w:tblCellMar>
-            <w:top w:w="0" w:type="dxa"/>
-            <w:bottom w:w="0" w:type="dxa"/>
-          </w:tblCellMar>
-        </w:tblPrEx>
         <w:tc>
           <w:tcPr>
             <w:tcW w:w="0" w:type="auto"/>
@@ -1337,12 +1301,6 @@
         </w:tc>
       </w:tr>
       <w:tr>
-        <w:tblPrEx>
-          <w:tblCellMar>
-            <w:top w:w="0" w:type="dxa"/>
-            <w:bottom w:w="0" w:type="dxa"/>
-          </w:tblCellMar>
-        </w:tblPrEx>
         <w:tc>
           <w:tcPr>
             <w:tcW w:w="0" w:type="auto"/>
@@ -1511,12 +1469,6 @@
         </w:tc>
       </w:tr>
       <w:tr>
-        <w:tblPrEx>
-          <w:tblCellMar>
-            <w:top w:w="0" w:type="dxa"/>
-            <w:bottom w:w="0" w:type="dxa"/>
-          </w:tblCellMar>
-        </w:tblPrEx>
         <w:tc>
           <w:tcPr>
             <w:tcW w:w="0" w:type="auto"/>
@@ -1649,12 +1601,6 @@
         </w:tc>
       </w:tr>
       <w:tr>
-        <w:tblPrEx>
-          <w:tblCellMar>
-            <w:top w:w="0" w:type="dxa"/>
-            <w:bottom w:w="0" w:type="dxa"/>
-          </w:tblCellMar>
-        </w:tblPrEx>
         <w:tc>
           <w:tcPr>
             <w:tcW w:w="0" w:type="auto"/>
@@ -1787,12 +1733,6 @@
         </w:tc>
       </w:tr>
       <w:tr>
-        <w:tblPrEx>
-          <w:tblCellMar>
-            <w:top w:w="0" w:type="dxa"/>
-            <w:bottom w:w="0" w:type="dxa"/>
-          </w:tblCellMar>
-        </w:tblPrEx>
         <w:tc>
           <w:tcPr>
             <w:tcW w:w="0" w:type="auto"/>
@@ -1997,12 +1937,6 @@
         </w:tc>
       </w:tr>
       <w:tr>
-        <w:tblPrEx>
-          <w:tblCellMar>
-            <w:top w:w="0" w:type="dxa"/>
-            <w:bottom w:w="0" w:type="dxa"/>
-          </w:tblCellMar>
-        </w:tblPrEx>
         <w:tc>
           <w:tcPr>
             <w:tcW w:w="0" w:type="auto"/>
@@ -2206,7 +2140,7 @@
     </w:p>
     <w:p>
       <w:pPr>
-        <w:pStyle w:val="a4"/>
+        <w:pStyle w:val="a5"/>
         <w:numPr>
           <w:ilvl w:val="0"/>
           <w:numId w:val="2"/>
@@ -2230,7 +2164,7 @@
     </w:p>
     <w:p>
       <w:pPr>
-        <w:pStyle w:val="a4"/>
+        <w:pStyle w:val="a5"/>
         <w:numPr>
           <w:ilvl w:val="0"/>
           <w:numId w:val="2"/>
@@ -2254,7 +2188,7 @@
     </w:p>
     <w:p>
       <w:pPr>
-        <w:pStyle w:val="a4"/>
+        <w:pStyle w:val="a5"/>
         <w:numPr>
           <w:ilvl w:val="0"/>
           <w:numId w:val="2"/>
@@ -2320,13 +2254,449 @@
     <w:p>
       <w:pPr>
         <w:pStyle w:val="1"/>
-      </w:pPr>
-      <w:r>
-        <w:rPr>
+        <w:rPr>
+          <w:rFonts w:hint="eastAsia"/>
+        </w:rPr>
+      </w:pPr>
+      <w:r>
+        <w:rPr>
+          <w:rFonts w:ascii="宋体" w:eastAsia="宋体" w:hAnsi="宋体" w:cs="宋体" w:hint="eastAsia"/>
           <w:sz w:val="28"/>
           <w:szCs w:val="28"/>
         </w:rPr>
-        <w:t>五、实验总结</w:t>
+        <w:t>五、</w:t>
+      </w:r>
+      <w:r>
+        <w:rPr>
+          <w:rFonts w:ascii="宋体" w:eastAsia="宋体" w:hAnsi="宋体" w:cs="宋体" w:hint="eastAsia"/>
+          <w:sz w:val="28"/>
+          <w:szCs w:val="28"/>
+        </w:rPr>
+        <w:t>效果图</w:t>
+      </w:r>
+    </w:p>
+    <w:p>
+      <w:pPr>
+        <w:pStyle w:val="a"/>
+        <w:spacing w:after="80" w:line="276" w:lineRule="auto"/>
+        <w:rPr>
+          <w:rFonts w:ascii="宋体" w:eastAsia="宋体" w:hAnsi="宋体"/>
+          <w:lang w:eastAsia="zh-CN"/>
+        </w:rPr>
+      </w:pPr>
+      <w:r>
+        <w:rPr>
+          <w:rFonts w:ascii="宋体" w:eastAsia="宋体" w:hAnsi="宋体"/>
+          <w:b/>
+          <w:noProof/>
+          <w:lang w:eastAsia="zh-CN"/>
+        </w:rPr>
+        <w:drawing>
+          <wp:inline distT="0" distB="0" distL="0" distR="0" wp14:anchorId="2E53CFA6" wp14:editId="5AF05B66">
+            <wp:extent cx="1443038" cy="2947049"/>
+            <wp:effectExtent l="0" t="0" r="5080" b="5715"/>
+            <wp:docPr id="1" name="图片 1"/>
+            <wp:cNvGraphicFramePr>
+              <a:graphicFrameLocks xmlns:a="http://schemas.openxmlformats.org/drawingml/2006/main" noChangeAspect="1"/>
+            </wp:cNvGraphicFramePr>
+            <a:graphic xmlns:a="http://schemas.openxmlformats.org/drawingml/2006/main">
+              <a:graphicData uri="http://schemas.openxmlformats.org/drawingml/2006/picture">
+                <pic:pic xmlns:pic="http://schemas.openxmlformats.org/drawingml/2006/picture">
+                  <pic:nvPicPr>
+                    <pic:cNvPr id="0" name="Picture 1"/>
+                    <pic:cNvPicPr>
+                      <a:picLocks noChangeAspect="1" noChangeArrowheads="1"/>
+                    </pic:cNvPicPr>
+                  </pic:nvPicPr>
+                  <pic:blipFill rotWithShape="1">
+                    <a:blip r:embed="rId5" cstate="print">
+                      <a:extLst>
+                        <a:ext uri="{28A0092B-C50C-407E-A947-70E740481C1C}">
+                          <a14:useLocalDpi xmlns:a14="http://schemas.microsoft.com/office/drawing/2010/main" val="0"/>
+                        </a:ext>
+                      </a:extLst>
+                    </a:blip>
+                    <a:srcRect r="17693"/>
+                    <a:stretch/>
+                  </pic:blipFill>
+                  <pic:spPr bwMode="auto">
+                    <a:xfrm>
+                      <a:off x="0" y="0"/>
+                      <a:ext cx="1446246" cy="2953601"/>
+                    </a:xfrm>
+                    <a:prstGeom prst="rect">
+                      <a:avLst/>
+                    </a:prstGeom>
+                    <a:noFill/>
+                    <a:ln>
+                      <a:noFill/>
+                    </a:ln>
+                    <a:extLst>
+                      <a:ext uri="{53640926-AAD7-44D8-BBD7-CCE9431645EC}">
+                        <a14:shadowObscured xmlns:a14="http://schemas.microsoft.com/office/drawing/2010/main"/>
+                      </a:ext>
+                    </a:extLst>
+                  </pic:spPr>
+                </pic:pic>
+              </a:graphicData>
+            </a:graphic>
+          </wp:inline>
+        </w:drawing>
+      </w:r>
+      <w:r>
+        <w:rPr>
+          <w:rFonts w:ascii="宋体" w:eastAsia="宋体" w:hAnsi="宋体"/>
+          <w:noProof/>
+          <w:lang w:eastAsia="zh-CN"/>
+        </w:rPr>
+        <w:drawing>
+          <wp:inline distT="0" distB="0" distL="0" distR="0" wp14:anchorId="3FB630A0" wp14:editId="7D95126A">
+            <wp:extent cx="1430914" cy="2995612"/>
+            <wp:effectExtent l="0" t="0" r="0" b="0"/>
+            <wp:docPr id="2" name="图片 2"/>
+            <wp:cNvGraphicFramePr>
+              <a:graphicFrameLocks xmlns:a="http://schemas.openxmlformats.org/drawingml/2006/main" noChangeAspect="1"/>
+            </wp:cNvGraphicFramePr>
+            <a:graphic xmlns:a="http://schemas.openxmlformats.org/drawingml/2006/main">
+              <a:graphicData uri="http://schemas.openxmlformats.org/drawingml/2006/picture">
+                <pic:pic xmlns:pic="http://schemas.openxmlformats.org/drawingml/2006/picture">
+                  <pic:nvPicPr>
+                    <pic:cNvPr id="0" name="Picture 2"/>
+                    <pic:cNvPicPr>
+                      <a:picLocks noChangeAspect="1" noChangeArrowheads="1"/>
+                    </pic:cNvPicPr>
+                  </pic:nvPicPr>
+                  <pic:blipFill>
+                    <a:blip r:embed="rId6" cstate="print">
+                      <a:extLst>
+                        <a:ext uri="{28A0092B-C50C-407E-A947-70E740481C1C}">
+                          <a14:useLocalDpi xmlns:a14="http://schemas.microsoft.com/office/drawing/2010/main" val="0"/>
+                        </a:ext>
+                      </a:extLst>
+                    </a:blip>
+                    <a:srcRect/>
+                    <a:stretch>
+                      <a:fillRect/>
+                    </a:stretch>
+                  </pic:blipFill>
+                  <pic:spPr bwMode="auto">
+                    <a:xfrm>
+                      <a:off x="0" y="0"/>
+                      <a:ext cx="1438500" cy="3011494"/>
+                    </a:xfrm>
+                    <a:prstGeom prst="rect">
+                      <a:avLst/>
+                    </a:prstGeom>
+                    <a:noFill/>
+                    <a:ln>
+                      <a:noFill/>
+                    </a:ln>
+                  </pic:spPr>
+                </pic:pic>
+              </a:graphicData>
+            </a:graphic>
+          </wp:inline>
+        </w:drawing>
+      </w:r>
+      <w:r>
+        <w:rPr>
+          <w:rFonts w:ascii="宋体" w:eastAsia="宋体" w:hAnsi="宋体"/>
+          <w:noProof/>
+          <w:lang w:eastAsia="zh-CN"/>
+        </w:rPr>
+        <w:drawing>
+          <wp:inline distT="0" distB="0" distL="0" distR="0" wp14:anchorId="466E8BC1" wp14:editId="19F45643">
+            <wp:extent cx="1457325" cy="3013353"/>
+            <wp:effectExtent l="0" t="0" r="0" b="0"/>
+            <wp:docPr id="6" name="图片 6"/>
+            <wp:cNvGraphicFramePr>
+              <a:graphicFrameLocks xmlns:a="http://schemas.openxmlformats.org/drawingml/2006/main" noChangeAspect="1"/>
+            </wp:cNvGraphicFramePr>
+            <a:graphic xmlns:a="http://schemas.openxmlformats.org/drawingml/2006/main">
+              <a:graphicData uri="http://schemas.openxmlformats.org/drawingml/2006/picture">
+                <pic:pic xmlns:pic="http://schemas.openxmlformats.org/drawingml/2006/picture">
+                  <pic:nvPicPr>
+                    <pic:cNvPr id="1" name=""/>
+                    <pic:cNvPicPr/>
+                  </pic:nvPicPr>
+                  <pic:blipFill>
+                    <a:blip r:embed="rId7"/>
+                    <a:stretch>
+                      <a:fillRect/>
+                    </a:stretch>
+                  </pic:blipFill>
+                  <pic:spPr>
+                    <a:xfrm>
+                      <a:off x="0" y="0"/>
+                      <a:ext cx="1462780" cy="3024632"/>
+                    </a:xfrm>
+                    <a:prstGeom prst="rect">
+                      <a:avLst/>
+                    </a:prstGeom>
+                  </pic:spPr>
+                </pic:pic>
+              </a:graphicData>
+            </a:graphic>
+          </wp:inline>
+        </w:drawing>
+      </w:r>
+    </w:p>
+    <w:p>
+      <w:pPr>
+        <w:pStyle w:val="1"/>
+        <w:rPr>
+          <w:rFonts w:eastAsiaTheme="minorEastAsia"/>
+          <w:sz w:val="28"/>
+          <w:szCs w:val="28"/>
+        </w:rPr>
+      </w:pPr>
+      <w:r>
+        <w:rPr>
+          <w:rFonts w:ascii="宋体" w:eastAsia="宋体" w:hAnsi="宋体"/>
+          <w:noProof/>
+        </w:rPr>
+        <w:lastRenderedPageBreak/>
+        <w:drawing>
+          <wp:inline distT="0" distB="0" distL="0" distR="0" wp14:anchorId="4D9E1870" wp14:editId="451C6132">
+            <wp:extent cx="5419725" cy="3404925"/>
+            <wp:effectExtent l="0" t="0" r="0" b="5080"/>
+            <wp:docPr id="3" name="图片 3"/>
+            <wp:cNvGraphicFramePr>
+              <a:graphicFrameLocks xmlns:a="http://schemas.openxmlformats.org/drawingml/2006/main" noChangeAspect="1"/>
+            </wp:cNvGraphicFramePr>
+            <a:graphic xmlns:a="http://schemas.openxmlformats.org/drawingml/2006/main">
+              <a:graphicData uri="http://schemas.openxmlformats.org/drawingml/2006/picture">
+                <pic:pic xmlns:pic="http://schemas.openxmlformats.org/drawingml/2006/picture">
+                  <pic:nvPicPr>
+                    <pic:cNvPr id="0" name="Picture 3"/>
+                    <pic:cNvPicPr>
+                      <a:picLocks noChangeAspect="1" noChangeArrowheads="1"/>
+                    </pic:cNvPicPr>
+                  </pic:nvPicPr>
+                  <pic:blipFill>
+                    <a:blip r:embed="rId8">
+                      <a:extLst>
+                        <a:ext uri="{28A0092B-C50C-407E-A947-70E740481C1C}">
+                          <a14:useLocalDpi xmlns:a14="http://schemas.microsoft.com/office/drawing/2010/main" val="0"/>
+                        </a:ext>
+                      </a:extLst>
+                    </a:blip>
+                    <a:srcRect/>
+                    <a:stretch>
+                      <a:fillRect/>
+                    </a:stretch>
+                  </pic:blipFill>
+                  <pic:spPr bwMode="auto">
+                    <a:xfrm>
+                      <a:off x="0" y="0"/>
+                      <a:ext cx="5452693" cy="3425637"/>
+                    </a:xfrm>
+                    <a:prstGeom prst="rect">
+                      <a:avLst/>
+                    </a:prstGeom>
+                    <a:noFill/>
+                    <a:ln>
+                      <a:noFill/>
+                    </a:ln>
+                  </pic:spPr>
+                </pic:pic>
+              </a:graphicData>
+            </a:graphic>
+          </wp:inline>
+        </w:drawing>
+      </w:r>
+      <w:r>
+        <w:rPr>
+          <w:rFonts w:ascii="宋体" w:eastAsia="宋体" w:hAnsi="宋体"/>
+          <w:noProof/>
+        </w:rPr>
+        <w:drawing>
+          <wp:inline distT="0" distB="0" distL="0" distR="0" wp14:anchorId="6CC99334" wp14:editId="0C211C24">
+            <wp:extent cx="5386388" cy="3423701"/>
+            <wp:effectExtent l="0" t="0" r="5080" b="5715"/>
+            <wp:docPr id="4" name="图片 4"/>
+            <wp:cNvGraphicFramePr>
+              <a:graphicFrameLocks xmlns:a="http://schemas.openxmlformats.org/drawingml/2006/main" noChangeAspect="1"/>
+            </wp:cNvGraphicFramePr>
+            <a:graphic xmlns:a="http://schemas.openxmlformats.org/drawingml/2006/main">
+              <a:graphicData uri="http://schemas.openxmlformats.org/drawingml/2006/picture">
+                <pic:pic xmlns:pic="http://schemas.openxmlformats.org/drawingml/2006/picture">
+                  <pic:nvPicPr>
+                    <pic:cNvPr id="0" name="Picture 4"/>
+                    <pic:cNvPicPr>
+                      <a:picLocks noChangeAspect="1" noChangeArrowheads="1"/>
+                    </pic:cNvPicPr>
+                  </pic:nvPicPr>
+                  <pic:blipFill>
+                    <a:blip r:embed="rId9">
+                      <a:extLst>
+                        <a:ext uri="{28A0092B-C50C-407E-A947-70E740481C1C}">
+                          <a14:useLocalDpi xmlns:a14="http://schemas.microsoft.com/office/drawing/2010/main" val="0"/>
+                        </a:ext>
+                      </a:extLst>
+                    </a:blip>
+                    <a:srcRect/>
+                    <a:stretch>
+                      <a:fillRect/>
+                    </a:stretch>
+                  </pic:blipFill>
+                  <pic:spPr bwMode="auto">
+                    <a:xfrm>
+                      <a:off x="0" y="0"/>
+                      <a:ext cx="5413063" cy="3440656"/>
+                    </a:xfrm>
+                    <a:prstGeom prst="rect">
+                      <a:avLst/>
+                    </a:prstGeom>
+                    <a:noFill/>
+                    <a:ln>
+                      <a:noFill/>
+                    </a:ln>
+                  </pic:spPr>
+                </pic:pic>
+              </a:graphicData>
+            </a:graphic>
+          </wp:inline>
+        </w:drawing>
+      </w:r>
+      <w:r>
+        <w:rPr>
+          <w:rFonts w:ascii="宋体" w:eastAsia="宋体" w:hAnsi="宋体"/>
+          <w:noProof/>
+        </w:rPr>
+        <w:lastRenderedPageBreak/>
+        <w:drawing>
+          <wp:inline distT="0" distB="0" distL="0" distR="0" wp14:anchorId="6D415A6E" wp14:editId="594D17C0">
+            <wp:extent cx="5943600" cy="3600450"/>
+            <wp:effectExtent l="0" t="0" r="0" b="0"/>
+            <wp:docPr id="7" name="图片 7"/>
+            <wp:cNvGraphicFramePr>
+              <a:graphicFrameLocks xmlns:a="http://schemas.openxmlformats.org/drawingml/2006/main" noChangeAspect="1"/>
+            </wp:cNvGraphicFramePr>
+            <a:graphic xmlns:a="http://schemas.openxmlformats.org/drawingml/2006/main">
+              <a:graphicData uri="http://schemas.openxmlformats.org/drawingml/2006/picture">
+                <pic:pic xmlns:pic="http://schemas.openxmlformats.org/drawingml/2006/picture">
+                  <pic:nvPicPr>
+                    <pic:cNvPr id="0" name="Picture 5"/>
+                    <pic:cNvPicPr>
+                      <a:picLocks noChangeAspect="1" noChangeArrowheads="1"/>
+                    </pic:cNvPicPr>
+                  </pic:nvPicPr>
+                  <pic:blipFill>
+                    <a:blip r:embed="rId10" cstate="print">
+                      <a:extLst>
+                        <a:ext uri="{28A0092B-C50C-407E-A947-70E740481C1C}">
+                          <a14:useLocalDpi xmlns:a14="http://schemas.microsoft.com/office/drawing/2010/main" val="0"/>
+                        </a:ext>
+                      </a:extLst>
+                    </a:blip>
+                    <a:srcRect/>
+                    <a:stretch>
+                      <a:fillRect/>
+                    </a:stretch>
+                  </pic:blipFill>
+                  <pic:spPr bwMode="auto">
+                    <a:xfrm>
+                      <a:off x="0" y="0"/>
+                      <a:ext cx="5943600" cy="3600450"/>
+                    </a:xfrm>
+                    <a:prstGeom prst="rect">
+                      <a:avLst/>
+                    </a:prstGeom>
+                    <a:noFill/>
+                    <a:ln>
+                      <a:noFill/>
+                    </a:ln>
+                  </pic:spPr>
+                </pic:pic>
+              </a:graphicData>
+            </a:graphic>
+          </wp:inline>
+        </w:drawing>
+      </w:r>
+      <w:r>
+        <w:rPr>
+          <w:rFonts w:ascii="宋体" w:eastAsia="宋体" w:hAnsi="宋体"/>
+          <w:noProof/>
+        </w:rPr>
+        <w:drawing>
+          <wp:inline distT="0" distB="0" distL="0" distR="0" wp14:anchorId="01F2FE98" wp14:editId="24AB4399">
+            <wp:extent cx="5943600" cy="3552825"/>
+            <wp:effectExtent l="0" t="0" r="0" b="9525"/>
+            <wp:docPr id="8" name="图片 8"/>
+            <wp:cNvGraphicFramePr>
+              <a:graphicFrameLocks xmlns:a="http://schemas.openxmlformats.org/drawingml/2006/main" noChangeAspect="1"/>
+            </wp:cNvGraphicFramePr>
+            <a:graphic xmlns:a="http://schemas.openxmlformats.org/drawingml/2006/main">
+              <a:graphicData uri="http://schemas.openxmlformats.org/drawingml/2006/picture">
+                <pic:pic xmlns:pic="http://schemas.openxmlformats.org/drawingml/2006/picture">
+                  <pic:nvPicPr>
+                    <pic:cNvPr id="0" name="Picture 6"/>
+                    <pic:cNvPicPr>
+                      <a:picLocks noChangeAspect="1" noChangeArrowheads="1"/>
+                    </pic:cNvPicPr>
+                  </pic:nvPicPr>
+                  <pic:blipFill>
+                    <a:blip r:embed="rId11" cstate="print">
+                      <a:extLst>
+                        <a:ext uri="{28A0092B-C50C-407E-A947-70E740481C1C}">
+                          <a14:useLocalDpi xmlns:a14="http://schemas.microsoft.com/office/drawing/2010/main" val="0"/>
+                        </a:ext>
+                      </a:extLst>
+                    </a:blip>
+                    <a:srcRect/>
+                    <a:stretch>
+                      <a:fillRect/>
+                    </a:stretch>
+                  </pic:blipFill>
+                  <pic:spPr bwMode="auto">
+                    <a:xfrm>
+                      <a:off x="0" y="0"/>
+                      <a:ext cx="5943600" cy="3552825"/>
+                    </a:xfrm>
+                    <a:prstGeom prst="rect">
+                      <a:avLst/>
+                    </a:prstGeom>
+                    <a:noFill/>
+                    <a:ln>
+                      <a:noFill/>
+                    </a:ln>
+                  </pic:spPr>
+                </pic:pic>
+              </a:graphicData>
+            </a:graphic>
+          </wp:inline>
+        </w:drawing>
+      </w:r>
+    </w:p>
+    <w:p>
+      <w:pPr>
+        <w:pStyle w:val="1"/>
+        <w:rPr>
+          <w:rFonts w:eastAsiaTheme="minorEastAsia"/>
+          <w:sz w:val="28"/>
+          <w:szCs w:val="28"/>
+        </w:rPr>
+      </w:pPr>
+    </w:p>
+    <w:p>
+      <w:pPr>
+        <w:pStyle w:val="1"/>
+      </w:pPr>
+      <w:r>
+        <w:rPr>
+          <w:rFonts w:ascii="宋体" w:eastAsia="宋体" w:hAnsi="宋体" w:cs="宋体" w:hint="eastAsia"/>
+          <w:sz w:val="28"/>
+          <w:szCs w:val="28"/>
+        </w:rPr>
+        <w:t>六</w:t>
+      </w:r>
+      <w:r>
+        <w:rPr>
+          <w:sz w:val="28"/>
+          <w:szCs w:val="28"/>
+        </w:rPr>
+        <w:t>、实验总结</w:t>
       </w:r>
     </w:p>
     <w:p>
@@ -2470,6 +2840,27 @@
 <file path=word/numbering.xml><?xml version="1.0" encoding="utf-8"?>
 <w:numbering xmlns:wpc="http://schemas.microsoft.com/office/word/2010/wordprocessingCanvas" xmlns:cx="http://schemas.microsoft.com/office/drawing/2014/chartex" xmlns:cx1="http://schemas.microsoft.com/office/drawing/2015/9/8/chartex" xmlns:cx2="http://schemas.microsoft.com/office/drawing/2015/10/21/chartex" xmlns:cx3="http://schemas.microsoft.com/office/drawing/2016/5/9/chartex" xmlns:cx4="http://schemas.microsoft.com/office/drawing/2016/5/10/chartex" xmlns:cx5="http://schemas.microsoft.com/office/drawing/2016/5/11/chartex" xmlns:cx6="http://schemas.microsoft.com/office/drawing/2016/5/12/chartex" xmlns:cx7="http://schemas.microsoft.com/office/drawing/2016/5/13/chartex" xmlns:cx8="http://schemas.microsoft.com/office/drawing/2016/5/14/chartex" xmlns:mc="http://schemas.openxmlformats.org/markup-compatibility/2006" xmlns:aink="http://schemas.microsoft.com/office/drawing/2016/ink" xmlns:am3d="http://schemas.microsoft.com/office/drawing/2017/model3d" xmlns:o="urn:schemas-microsoft-com:office:office" xmlns:oel="http://schemas.microsoft.com/office/2019/extlst" xmlns:r="http://schemas.openxmlformats.org/officeDocument/2006/relationships" xmlns:m="http://schemas.openxmlformats.org/officeDocument/2006/math" xmlns:v="urn:schemas-microsoft-com:vml" xmlns:wp14="http://schemas.microsoft.com/office/word/2010/wordprocessingDrawing" xmlns:wp="http://schemas.openxmlformats.org/drawingml/2006/wordprocessingDrawing" xmlns:w10="urn:schemas-microsoft-com:office:word" xmlns:w="http://schemas.openxmlformats.org/wordprocessingml/2006/main" xmlns:w14="http://schemas.microsoft.com/office/word/2010/wordml" xmlns:w15="http://schemas.microsoft.com/office/word/2012/wordml" xmlns:w16cex="http://schemas.microsoft.com/office/word/2018/wordml/cex" xmlns:w16cid="http://schemas.microsoft.com/office/word/2016/wordml/cid" xmlns:w16="http://schemas.microsoft.com/office/word/2018/wordml" xmlns:w16sdtdh="http://schemas.microsoft.com/office/word/2020/wordml/sdtdatahash" xmlns:w16se="http://schemas.microsoft.com/office/word/2015/wordml/symex" xmlns:wpg="http://schemas.microsoft.com/office/word/2010/wordprocessingGroup" xmlns:wpi="http://schemas.microsoft.com/office/word/2010/wordprocessingInk" xmlns:wne="http://schemas.microsoft.com/office/word/2006/wordml" xmlns:wps="http://schemas.microsoft.com/office/word/2010/wordprocessingShape" mc:Ignorable="w14 w15 w16se w16cid w16 w16cex w16sdtdh wp14">
   <w:abstractNum w:abstractNumId="0" w15:restartNumberingAfterBreak="0">
+    <w:nsid w:val="FFFFFF89"/>
+    <w:multiLevelType w:val="singleLevel"/>
+    <w:tmpl w:val="3F9E1FF2"/>
+    <w:lvl w:ilvl="0">
+      <w:start w:val="1"/>
+      <w:numFmt w:val="bullet"/>
+      <w:pStyle w:val="a"/>
+      <w:lvlText w:val=""/>
+      <w:lvlJc w:val="left"/>
+      <w:pPr>
+        <w:tabs>
+          <w:tab w:val="num" w:pos="360"/>
+        </w:tabs>
+        <w:ind w:left="360" w:hanging="360"/>
+      </w:pPr>
+      <w:rPr>
+        <w:rFonts w:ascii="Symbol" w:hAnsi="Symbol" w:hint="default"/>
+      </w:rPr>
+    </w:lvl>
+  </w:abstractNum>
+  <w:abstractNum w:abstractNumId="1" w15:restartNumberingAfterBreak="0">
     <w:nsid w:val="098D228D"/>
     <w:multiLevelType w:val="hybridMultilevel"/>
     <w:tmpl w:val="8CC6100C"/>
@@ -2555,7 +2946,7 @@
       </w:pPr>
     </w:lvl>
   </w:abstractNum>
-  <w:abstractNum w:abstractNumId="1" w15:restartNumberingAfterBreak="0">
+  <w:abstractNum w:abstractNumId="2" w15:restartNumberingAfterBreak="0">
     <w:nsid w:val="4F9E28BA"/>
     <w:multiLevelType w:val="hybridMultilevel"/>
     <w:tmpl w:val="4C3E7CD0"/>
@@ -2610,16 +3001,19 @@
     </w:lvl>
   </w:abstractNum>
   <w:num w:numId="1" w16cid:durableId="1608581460">
-    <w:abstractNumId w:val="0"/>
+    <w:abstractNumId w:val="1"/>
     <w:lvlOverride w:ilvl="0">
       <w:startOverride w:val="1"/>
     </w:lvlOverride>
   </w:num>
   <w:num w:numId="2" w16cid:durableId="1683707435">
-    <w:abstractNumId w:val="1"/>
+    <w:abstractNumId w:val="2"/>
     <w:lvlOverride w:ilvl="0">
       <w:startOverride w:val="1"/>
     </w:lvlOverride>
+  </w:num>
+  <w:num w:numId="3" w16cid:durableId="1752701697">
+    <w:abstractNumId w:val="0"/>
   </w:num>
 </w:numbering>
 </file>
@@ -3015,7 +3409,7 @@
     <w:lsdException w:name="Unresolved Mention" w:semiHidden="1" w:unhideWhenUsed="1"/>
     <w:lsdException w:name="Smart Link" w:semiHidden="1" w:unhideWhenUsed="1"/>
   </w:latentStyles>
-  <w:style w:type="paragraph" w:default="1" w:styleId="a">
+  <w:style w:type="paragraph" w:default="1" w:styleId="a0">
     <w:name w:val="Normal"/>
     <w:qFormat/>
     <w:pPr>
@@ -3113,13 +3507,13 @@
       <w:color w:val="1F4D78"/>
     </w:rPr>
   </w:style>
-  <w:style w:type="character" w:default="1" w:styleId="a0">
+  <w:style w:type="character" w:default="1" w:styleId="a1">
     <w:name w:val="Default Paragraph Font"/>
     <w:uiPriority w:val="1"/>
     <w:semiHidden/>
     <w:unhideWhenUsed/>
   </w:style>
-  <w:style w:type="table" w:default="1" w:styleId="a1">
+  <w:style w:type="table" w:default="1" w:styleId="a2">
     <w:name w:val="Normal Table"/>
     <w:uiPriority w:val="99"/>
     <w:semiHidden/>
@@ -3134,13 +3528,13 @@
       </w:tblCellMar>
     </w:tblPr>
   </w:style>
-  <w:style w:type="numbering" w:default="1" w:styleId="a2">
+  <w:style w:type="numbering" w:default="1" w:styleId="a3">
     <w:name w:val="No List"/>
     <w:uiPriority w:val="99"/>
     <w:semiHidden/>
     <w:unhideWhenUsed/>
   </w:style>
-  <w:style w:type="paragraph" w:styleId="a3">
+  <w:style w:type="paragraph" w:styleId="a4">
     <w:name w:val="Title"/>
     <w:uiPriority w:val="10"/>
     <w:qFormat/>
@@ -3157,11 +3551,11 @@
       <w:bCs/>
     </w:rPr>
   </w:style>
-  <w:style w:type="paragraph" w:styleId="a4">
+  <w:style w:type="paragraph" w:styleId="a5">
     <w:name w:val="List Paragraph"/>
     <w:qFormat/>
   </w:style>
-  <w:style w:type="character" w:styleId="a5">
+  <w:style w:type="character" w:styleId="a6">
     <w:name w:val="Hyperlink"/>
     <w:uiPriority w:val="99"/>
     <w:unhideWhenUsed/>
@@ -3170,7 +3564,7 @@
       <w:u w:val="single"/>
     </w:rPr>
   </w:style>
-  <w:style w:type="character" w:styleId="a6">
+  <w:style w:type="character" w:styleId="a7">
     <w:name w:val="footnote reference"/>
     <w:uiPriority w:val="99"/>
     <w:semiHidden/>
@@ -3179,8 +3573,19 @@
       <w:vertAlign w:val="superscript"/>
     </w:rPr>
   </w:style>
-  <w:style w:type="paragraph" w:styleId="a7">
+  <w:style w:type="paragraph" w:styleId="a8">
     <w:name w:val="footnote text"/>
+    <w:link w:val="a9"/>
+    <w:uiPriority w:val="99"/>
+    <w:semiHidden/>
+    <w:unhideWhenUsed/>
+    <w:rPr>
+      <w:sz w:val="20"/>
+      <w:szCs w:val="20"/>
+    </w:rPr>
+  </w:style>
+  <w:style w:type="character" w:customStyle="1" w:styleId="a9">
+    <w:name w:val="脚注文本 字符"/>
     <w:link w:val="a8"/>
     <w:uiPriority w:val="99"/>
     <w:semiHidden/>
@@ -3190,9 +3595,18 @@
       <w:szCs w:val="20"/>
     </w:rPr>
   </w:style>
-  <w:style w:type="character" w:customStyle="1" w:styleId="a8">
-    <w:name w:val="脚注文本 字符"/>
-    <w:link w:val="a7"/>
+  <w:style w:type="character" w:styleId="aa">
+    <w:name w:val="endnote reference"/>
+    <w:uiPriority w:val="99"/>
+    <w:semiHidden/>
+    <w:unhideWhenUsed/>
+    <w:rPr>
+      <w:vertAlign w:val="superscript"/>
+    </w:rPr>
+  </w:style>
+  <w:style w:type="paragraph" w:styleId="ab">
+    <w:name w:val="endnote text"/>
+    <w:link w:val="ac"/>
     <w:uiPriority w:val="99"/>
     <w:semiHidden/>
     <w:unhideWhenUsed/>
@@ -3201,17 +3615,8 @@
       <w:szCs w:val="20"/>
     </w:rPr>
   </w:style>
-  <w:style w:type="character" w:styleId="a9">
-    <w:name w:val="endnote reference"/>
-    <w:uiPriority w:val="99"/>
-    <w:semiHidden/>
-    <w:unhideWhenUsed/>
-    <w:rPr>
-      <w:vertAlign w:val="superscript"/>
-    </w:rPr>
-  </w:style>
-  <w:style w:type="paragraph" w:styleId="aa">
-    <w:name w:val="endnote text"/>
+  <w:style w:type="character" w:customStyle="1" w:styleId="ac">
+    <w:name w:val="尾注文本 字符"/>
     <w:link w:val="ab"/>
     <w:uiPriority w:val="99"/>
     <w:semiHidden/>
@@ -3221,15 +3626,24 @@
       <w:szCs w:val="20"/>
     </w:rPr>
   </w:style>
-  <w:style w:type="character" w:customStyle="1" w:styleId="ab">
-    <w:name w:val="尾注文本 字符"/>
-    <w:link w:val="aa"/>
+  <w:style w:type="paragraph" w:styleId="a">
+    <w:name w:val="List Bullet"/>
+    <w:basedOn w:val="a0"/>
     <w:uiPriority w:val="99"/>
-    <w:semiHidden/>
     <w:unhideWhenUsed/>
+    <w:rsid w:val="00BC0BCA"/>
+    <w:pPr>
+      <w:widowControl/>
+      <w:numPr>
+        <w:numId w:val="3"/>
+      </w:numPr>
+      <w:spacing w:after="120" w:line="300" w:lineRule="auto"/>
+      <w:contextualSpacing/>
+    </w:pPr>
     <w:rPr>
-      <w:sz w:val="20"/>
-      <w:szCs w:val="20"/>
+      <w:rFonts w:cstheme="minorBidi"/>
+      <w:color w:val="333333"/>
+      <w:lang w:eastAsia="en-US"/>
     </w:rPr>
   </w:style>
 </w:styles>
